--- a/templates/reference.docx
+++ b/templates/reference.docx
@@ -547,9 +547,9 @@
   <w:docDefaults>
     <w:rPrDefault>
       <w:rPr>
-        <w:rFonts w:asciiTheme="minorHAnsi" w:eastAsiaTheme="minorHAnsi" w:hAnsiTheme="minorHAnsi" w:cstheme="minorBidi"/>
-        <w:sz w:val="24"/>
-        <w:szCs w:val="24"/>
+        <w:rFonts w:asciiTheme="minorHAnsi" w:eastAsiaTheme="minorHAnsi" w:hAnsiTheme="minorHAnsi" w:cstheme="minorBidi" w:ascii="MS Mincho" w:eastAsia="ＭＳ 明朝" w:hAnsi="MS Mincho"/>
+        <w:sz w:val="21"/>
+        <w:szCs w:val="21"/>
         <w:lang w:val="en-US" w:eastAsia="en-US" w:bidi="ar-SA"/>
       </w:rPr>
     </w:rPrDefault>
@@ -563,6 +563,10 @@
   <w:style w:type="paragraph" w:default="1" w:styleId="Normal">
     <w:name w:val="Normal"/>
     <w:qFormat/>
+    <w:rPr>
+      <w:rFonts w:ascii="MS Mincho" w:hAnsi="MS Mincho" w:eastAsia="ＭＳ 明朝"/>
+      <w:sz w:val="21"/>
+    </w:rPr>
   </w:style>
   <w:style w:type="paragraph" w:styleId="BodyText">
     <w:name w:val="Body Text"/>
@@ -572,12 +576,20 @@
     <w:pPr>
       <w:spacing w:before="180" w:after="180"/>
     </w:pPr>
+    <w:rPr>
+      <w:rFonts w:ascii="MS Mincho" w:hAnsi="MS Mincho" w:eastAsia="ＭＳ 明朝"/>
+      <w:sz w:val="21"/>
+    </w:rPr>
   </w:style>
   <w:style w:type="paragraph" w:customStyle="1" w:styleId="FirstParagraph">
     <w:name w:val="First Paragraph"/>
     <w:basedOn w:val="BodyText"/>
     <w:next w:val="BodyText"/>
     <w:qFormat/>
+    <w:rPr>
+      <w:rFonts w:ascii="MS Mincho" w:hAnsi="MS Mincho" w:eastAsia="ＭＳ 明朝"/>
+      <w:sz w:val="21"/>
+    </w:rPr>
   </w:style>
   <w:style w:type="paragraph" w:customStyle="1" w:styleId="Compact">
     <w:name w:val="Compact"/>
@@ -586,6 +598,10 @@
     <w:pPr>
       <w:spacing w:before="36" w:after="36"/>
     </w:pPr>
+    <w:rPr>
+      <w:rFonts w:ascii="MS Mincho" w:hAnsi="MS Mincho" w:eastAsia="ＭＳ 明朝"/>
+      <w:sz w:val="21"/>
+    </w:rPr>
   </w:style>
   <w:style w:type="paragraph" w:styleId="Title">
     <w:name w:val="Title"/>
@@ -735,9 +751,9 @@
       <w:outlineLvl w:val="0"/>
     </w:pPr>
     <w:rPr>
-      <w:rFonts w:asciiTheme="majorHAnsi" w:eastAsiaTheme="majorEastAsia" w:hAnsiTheme="majorHAnsi" w:cstheme="majorBidi"/>
-      <w:color w:val="0F4761" w:themeColor="accent1" w:themeShade="BF"/>
-      <w:sz w:val="40"/>
+      <w:rFonts w:asciiTheme="majorHAnsi" w:eastAsiaTheme="majorEastAsia" w:hAnsiTheme="majorHAnsi" w:cstheme="majorBidi" w:ascii="MS Gothic" w:hAnsi="MS Gothic" w:eastAsia="ＭＳ ゴシック"/>
+      <w:b/>
+      <w:sz w:val="24"/>
       <w:szCs w:val="40"/>
     </w:rPr>
   </w:style>
@@ -758,9 +774,9 @@
       <w:outlineLvl w:val="1"/>
     </w:pPr>
     <w:rPr>
-      <w:rFonts w:asciiTheme="majorHAnsi" w:eastAsiaTheme="majorEastAsia" w:hAnsiTheme="majorHAnsi" w:cstheme="majorBidi"/>
-      <w:color w:val="0F4761" w:themeColor="accent1" w:themeShade="BF"/>
-      <w:sz w:val="32"/>
+      <w:rFonts w:asciiTheme="majorHAnsi" w:eastAsiaTheme="majorEastAsia" w:hAnsiTheme="majorHAnsi" w:cstheme="majorBidi" w:ascii="MS Gothic" w:hAnsi="MS Gothic" w:eastAsia="ＭＳ ゴシック"/>
+      <w:b/>
+      <w:sz w:val="21"/>
       <w:szCs w:val="32"/>
     </w:rPr>
   </w:style>
@@ -781,9 +797,8 @@
       <w:outlineLvl w:val="2"/>
     </w:pPr>
     <w:rPr>
-      <w:rFonts w:eastAsiaTheme="majorEastAsia" w:cstheme="majorBidi"/>
-      <w:color w:val="0F4761" w:themeColor="accent1" w:themeShade="BF"/>
-      <w:sz w:val="28"/>
+      <w:rFonts w:eastAsiaTheme="majorEastAsia" w:cstheme="majorBidi" w:ascii="MS Gothic" w:hAnsi="MS Gothic" w:eastAsia="ＭＳ ゴシック"/>
+      <w:sz w:val="21"/>
       <w:szCs w:val="28"/>
     </w:rPr>
   </w:style>

--- a/templates/reference.docx
+++ b/templates/reference.docx
@@ -1146,7 +1146,8 @@
       <w:spacing w:before="0" w:after="120"/>
     </w:pPr>
     <w:rPr>
-      <w:i/>
+      <w:i w:val="0"/>
+      <w:iCs w:val="0"/>
     </w:rPr>
   </w:style>
   <w:style w:type="paragraph" w:customStyle="1" w:styleId="TableCaption">

--- a/templates/reference.docx
+++ b/templates/reference.docx
@@ -770,7 +770,7 @@
     <w:pPr>
       <w:keepNext/>
       <w:keepLines/>
-      <w:spacing w:before="160" w:after="80"/>
+      <w:spacing w:before="240" w:after="40"/>
       <w:outlineLvl w:val="1"/>
     </w:pPr>
     <w:rPr>
@@ -793,11 +793,12 @@
     <w:pPr>
       <w:keepNext/>
       <w:keepLines/>
-      <w:spacing w:before="160" w:after="80"/>
+      <w:spacing w:before="160" w:after="40"/>
       <w:outlineLvl w:val="2"/>
     </w:pPr>
     <w:rPr>
       <w:rFonts w:eastAsiaTheme="majorEastAsia" w:cstheme="majorBidi" w:ascii="MS Gothic" w:hAnsi="MS Gothic" w:eastAsia="ＭＳ ゴシック"/>
+      <w:b/>
       <w:sz w:val="21"/>
       <w:szCs w:val="28"/>
     </w:rPr>
